--- a/outputs/designed/Math_Inquirers_Readiness_Tracker_and_Screening_Set.docx
+++ b/outputs/designed/Math_Inquirers_Readiness_Tracker_and_Screening_Set.docx
@@ -3715,7 +3715,7 @@
           <w:b/>
           <w:i w:val="0"/>
         </w:rPr>
-        <w:t>1. Frog A jumps in 3s from 0. Frog B jumps in 4s from 0. Which numbers up to 40 do both frogs land on? (Do not count 0.)</w:t>
+        <w:t>1. A pattern adds a number bigger than 0 each time, its 5th number is 20, and it starts at a whole number bigger than 0. How many different patterns can you make? List the first number and the rule for each.</w:t>
       </w:r>
     </w:p>
     <w:p>
@@ -3751,7 +3751,7 @@
           <w:b/>
           <w:i w:val="0"/>
         </w:rPr>
-        <w:t>3. Tiles: the 1st pattern has 3 tiles, the 2nd has 5, the 3rd has 7. How many tiles in the 10th pattern? Which pattern has 31 tiles?</w:t>
+        <w:t>3. Squares in a row use 4, 7, 10 … sticks. Mei says she can make a row of squares using EXACTLY 30 sticks. Can she? What about exactly 31 sticks? Explain how you know.</w:t>
       </w:r>
     </w:p>
     <w:p>
@@ -3769,7 +3769,7 @@
           <w:b/>
           <w:i w:val="0"/>
         </w:rPr>
-        <w:t>4. I think of a number. I add 6, take away 4, then add 5. I get 17. What is my number?</w:t>
+        <w:t>4. Zoe is 6th from the front of a queue and 6th from the back. How many children are in the queue? What if a child is 10th from the front and 10th from the back? Can you find a quick way?</w:t>
       </w:r>
     </w:p>
     <w:p>
@@ -3805,7 +3805,7 @@
           <w:b/>
           <w:i w:val="0"/>
         </w:rPr>
-        <w:t>6. A big triangle has 1 line from the top corner to the bottom. How many triangles? What about 2 lines? 3 lines?</w:t>
+        <w:t>6. A triangle has 4 lines drawn from the top corner to the bottom. How many triangles are there? Follow the pattern 3, 6, 10 … What would 5 lines give?</w:t>
       </w:r>
     </w:p>
     <w:p>
@@ -3823,7 +3823,7 @@
           <w:b/>
           <w:i w:val="0"/>
         </w:rPr>
-        <w:t>7. Four friends stand in a line. Ali is not first. Ben is ahead of Ali. Sam is last. Mei is behind Ali. In what order do they stand?</w:t>
+        <w:t>7. Ali, Ben and Mei stand in a line. List every different order they can stand in. How many are there? How do you know you have them all? If Ben must NOT be first, how many orders are left?</w:t>
       </w:r>
     </w:p>
     <w:p>
@@ -3841,7 +3841,7 @@
           <w:b/>
           <w:i w:val="0"/>
         </w:rPr>
-        <w:t>8. How many ways can you make 30¢ using 20¢, 10¢ and 5¢ coins?</w:t>
+        <w:t>8. Triangles in a row use 3, 5, 7 … sticks. Squares in a row use 4, 7, 10 … sticks. Which numbers of sticks, up to 31, can make a row of triangles AND (with the same number of sticks) a row of squares, with none left over? What do you notice?</w:t>
       </w:r>
     </w:p>
     <w:p>
@@ -4051,7 +4051,7 @@
               <w:rPr>
                 <w:sz w:val="20"/>
               </w:rPr>
-              <w:t>Frog A jumps in 3s from 0. Frog B jumps in 4s from 0. Which numbers up to 40 do both frogs land on? (Do not count 0.)</w:t>
+              <w:t>A pattern adds a number bigger than 0 each time, its 5th number is 20, and it starts at a whole number bigger than 0. How many different patterns can you make? List the first number and the rule for each.</w:t>
             </w:r>
           </w:p>
         </w:tc>
@@ -4069,7 +4069,7 @@
               <w:rPr>
                 <w:sz w:val="20"/>
               </w:rPr>
-              <w:t>12, 24 and 36.</w:t>
+              <w:t>4 patterns: start 16 add 1; start 12 add 2; start 8 add 3; start 4 add 4. (Start 0 or a jump of 5 would need a first number of 0.)</w:t>
             </w:r>
           </w:p>
         </w:tc>
@@ -4087,7 +4087,7 @@
               <w:rPr>
                 <w:sz w:val="20"/>
               </w:rPr>
-              <w:t>What if the frogs jumped in 3s and 4s up to 60? How do you know before you count?</w:t>
+              <w:t>What if the 5th number was 30? How many patterns now? How do you know you have them all?</w:t>
             </w:r>
           </w:p>
         </w:tc>
@@ -4199,7 +4199,7 @@
               <w:rPr>
                 <w:sz w:val="20"/>
               </w:rPr>
-              <w:t>Tiles: the 1st pattern has 3 tiles, the 2nd has 5, the 3rd has 7. How many tiles in the 10th pattern? Which pattern has 31 tiles?</w:t>
+              <w:t>Squares in a row use 4, 7, 10 … sticks. Mei says she can make a row of squares using EXACTLY 30 sticks. Can she? What about exactly 31 sticks? Explain how you know.</w:t>
             </w:r>
           </w:p>
         </w:tc>
@@ -4217,7 +4217,7 @@
               <w:rPr>
                 <w:sz w:val="20"/>
               </w:rPr>
-              <w:t>21 tiles in the 10th. 31 tiles is the 15th.</w:t>
+              <w:t>No for 30: the stick numbers go 4, 7, 10, 13, 16, 19, 22, 25, 28, 31 and skip 30 (each number is 1 more than a number we say counting in 3s, and 29 is not one). Yes for 31: that is 10 squares.</w:t>
             </w:r>
           </w:p>
         </w:tc>
@@ -4235,7 +4235,7 @@
               <w:rPr>
                 <w:sz w:val="20"/>
               </w:rPr>
-              <w:t>Which pattern would have 61 tiles? How do you know?</w:t>
+              <w:t>What about exactly 40 sticks? How do you know before you draw?</w:t>
             </w:r>
           </w:p>
         </w:tc>
@@ -4273,7 +4273,7 @@
               <w:rPr>
                 <w:sz w:val="20"/>
               </w:rPr>
-              <w:t>I think of a number. I add 6, take away 4, then add 5. I get 17. What is my number?</w:t>
+              <w:t>Zoe is 6th from the front of a queue and 6th from the back. How many children are in the queue? What if a child is 10th from the front and 10th from the back? Can you find a quick way?</w:t>
             </w:r>
           </w:p>
         </w:tc>
@@ -4291,7 +4291,7 @@
               <w:rPr>
                 <w:sz w:val="20"/>
               </w:rPr>
-              <w:t>10 (17 − 5 + 4 − 6)</w:t>
+              <w:t>11 and 19. Zoe is counted twice if we add 6 + 6, so take away 1. Quick way: double the place number and take away 1 (6 + 6 − 1 = 11; 10 + 10 − 1 = 19).</w:t>
             </w:r>
           </w:p>
         </w:tc>
@@ -4309,7 +4309,7 @@
               <w:rPr>
                 <w:sz w:val="20"/>
               </w:rPr>
-              <w:t>Make up your own puzzle like this and give it to your tutor.</w:t>
+              <w:t>Zoe is 15th from the front and 15th from the back. How many children? Explain your quick way.</w:t>
             </w:r>
           </w:p>
         </w:tc>
@@ -4421,7 +4421,7 @@
               <w:rPr>
                 <w:sz w:val="20"/>
               </w:rPr>
-              <w:t>A big triangle has 1 line from the top corner to the bottom. How many triangles? What about 2 lines? 3 lines?</w:t>
+              <w:t>A triangle has 4 lines drawn from the top corner to the bottom. How many triangles are there? Follow the pattern 3, 6, 10 … What would 5 lines give?</w:t>
             </w:r>
           </w:p>
         </w:tc>
@@ -4439,7 +4439,7 @@
               <w:rPr>
                 <w:sz w:val="20"/>
               </w:rPr>
-              <w:t>3, 6 and 10 triangles.</w:t>
+              <w:t>15 triangles with 4 lines, and 21 with 5 lines (add 2, 3, 4, 5, 6 each time).</w:t>
             </w:r>
           </w:p>
         </w:tc>
@@ -4457,7 +4457,7 @@
               <w:rPr>
                 <w:sz w:val="20"/>
               </w:rPr>
-              <w:t>How many triangles with 4 lines? What do you think the pattern is?</w:t>
+              <w:t>How many triangles with 6 lines? What do you think the pattern is?</w:t>
             </w:r>
           </w:p>
         </w:tc>
@@ -4495,7 +4495,7 @@
               <w:rPr>
                 <w:sz w:val="20"/>
               </w:rPr>
-              <w:t>Four friends stand in a line. Ali is not first. Ben is ahead of Ali. Sam is last. Mei is behind Ali. In what order do they stand?</w:t>
+              <w:t>Ali, Ben and Mei stand in a line. List every different order they can stand in. How many are there? How do you know you have them all? If Ben must NOT be first, how many orders are left?</w:t>
             </w:r>
           </w:p>
         </w:tc>
@@ -4513,7 +4513,7 @@
               <w:rPr>
                 <w:sz w:val="20"/>
               </w:rPr>
-              <w:t>Ben, Ali, Mei, Sam.</w:t>
+              <w:t>6 orders: ABM, AMB, BAM, BMA, MAB, MBA (Ali, Ben, Mei). Fix who is first, then list the two ways for the other two. If Ben is not first: 4 orders.</w:t>
             </w:r>
           </w:p>
         </w:tc>
@@ -4531,7 +4531,7 @@
               <w:rPr>
                 <w:sz w:val="20"/>
               </w:rPr>
-              <w:t>Make up another clue so that only one order is possible.</w:t>
+              <w:t>Four friends: Ali, Ben, Mei and Sam. Sam must be last. How many orders?</w:t>
             </w:r>
           </w:p>
         </w:tc>
@@ -4569,7 +4569,7 @@
               <w:rPr>
                 <w:sz w:val="20"/>
               </w:rPr>
-              <w:t>How many ways can you make 30¢ using 20¢, 10¢ and 5¢ coins?</w:t>
+              <w:t>Triangles in a row use 3, 5, 7 … sticks. Squares in a row use 4, 7, 10 … sticks. Which numbers of sticks, up to 31, can make a row of triangles AND (with the same number of sticks) a row of squares, with none left over? What do you notice?</w:t>
             </w:r>
           </w:p>
         </w:tc>
@@ -4587,7 +4587,7 @@
               <w:rPr>
                 <w:sz w:val="20"/>
               </w:rPr>
-              <w:t>6 ways.</w:t>
+              <w:t>7, 13, 19, 25 and 31. They go up by 6 (the 2 and the 3 from the two patterns meet every 6). For example 7 sticks make 3 triangles or 2 squares.</w:t>
             </w:r>
           </w:p>
         </w:tc>
@@ -4605,7 +4605,7 @@
               <w:rPr>
                 <w:sz w:val="20"/>
               </w:rPr>
-              <w:t>What if the coins were 20¢, 10¢ and 5¢ and the total was 40¢?</w:t>
+              <w:t>The next number of sticks after 31 that works? How do you know?</w:t>
             </w:r>
           </w:p>
         </w:tc>

--- a/outputs/designed/Math_Inquirers_Readiness_Tracker_and_Screening_Set.docx
+++ b/outputs/designed/Math_Inquirers_Readiness_Tracker_and_Screening_Set.docx
@@ -20,7 +20,7 @@
           <w:b w:val="0"/>
           <w:i w:val="0"/>
         </w:rPr>
-        <w:t>Who is ready to go further? We look at how a child thinks, not only the score. Tick after each lesson (30 seconds per child).</w:t>
+        <w:t>How is each child thinking? We look at how a child thinks, not only the score. These notes are for tutors only: never show them to children or share them between families. Tick after each lesson (30 seconds per child).</w:t>
       </w:r>
     </w:p>
     <w:p>
@@ -142,7 +142,7 @@
               <w:rPr>
                 <w:sz w:val="20"/>
               </w:rPr>
-              <w:t>Solved a Challenge question alone</w:t>
+              <w:t>Solved a Go further question alone</w:t>
             </w:r>
           </w:p>
         </w:tc>
@@ -3634,7 +3634,7 @@
         <w:pStyle w:val="ListBullet"/>
       </w:pPr>
       <w:r>
-        <w:t>3 or 4 in at least 3 lessons: invite to the Challenge Group and give the Screening Set below.</w:t>
+        <w:t>3 or 4 in at least 3 lessons: remind the child that Go further and the Investigation are theirs to choose, and invite the whole group to a short challenge session open to all. The Go further puzzle set below is for any child who would like it.</w:t>
       </w:r>
     </w:p>
     <w:p>
@@ -3666,7 +3666,7 @@
         <w:pStyle w:val="ListBullet"/>
       </w:pPr>
       <w:r>
-        <w:t>Use this to guide extra challenge, not to label a child. Do not share rankings between families.</w:t>
+        <w:t>Use this only to decide what to offer next, never to label or group a child. Do not share rankings between families.</w:t>
       </w:r>
     </w:p>
     <w:p>
@@ -3688,7 +3688,7 @@
           <w:rFonts w:ascii="Calibri" w:hAnsi="Calibri"/>
           <w:color w:val="1B2A49"/>
         </w:rPr>
-        <w:t>Challenge Screening Set: child sheet</w:t>
+        <w:t>Go further puzzle set: child sheet</w:t>
       </w:r>
     </w:p>
     <w:p>
@@ -3805,7 +3805,7 @@
           <w:b/>
           <w:i w:val="0"/>
         </w:rPr>
-        <w:t>6. A triangle has 4 lines drawn from the top corner to the bottom. How many triangles are there? Follow the pattern 3, 6, 10 … What would 5 lines give?</w:t>
+        <w:t>6. A big triangle has lines drawn from its top corner to the bottom. With 1 line there are 3 triangles, with 2 lines 6, with 3 lines 10. How many triangles with 4 lines? With 5 lines? Draw it to check.</w:t>
       </w:r>
     </w:p>
     <w:p>
@@ -3872,7 +3872,7 @@
           <w:rFonts w:ascii="Calibri" w:hAnsi="Calibri"/>
           <w:color w:val="1B2A49"/>
         </w:rPr>
-        <w:t>Screening Set: tutor guide and answer key</w:t>
+        <w:t>Go further puzzle set: tutor guide and answer key</w:t>
       </w:r>
     </w:p>
     <w:p>
@@ -3904,7 +3904,7 @@
         <w:pStyle w:val="ListBullet"/>
       </w:pPr>
       <w:r>
-        <w:t>Then ask the extension question once. A good answer earns a star (★). Stars show how far the child can stretch.</w:t>
+        <w:t>Then ask the extension question once. A good answer earns a star. Stars show how far the child can stretch.</w:t>
       </w:r>
     </w:p>
     <w:p>
@@ -3912,7 +3912,7 @@
         <w:pStyle w:val="ListBullet"/>
       </w:pPr>
       <w:r>
-        <w:t>Total out of 16. As a guide, 12 or more with 3 or more stars suggests a child who would enjoy olympiad-style problems. Combine this with the lesson tracker; neither alone decides.</w:t>
+        <w:t>Total out of 16. As a guide, 12 or more with 3 or more stars suggests a child who would enjoy more open puzzles. Use it only to choose what to offer next, never to label a child. Combine it with the lesson tracker; neither alone decides.</w:t>
       </w:r>
     </w:p>
     <w:p>
@@ -3920,7 +3920,7 @@
         <w:pStyle w:val="ListBullet"/>
       </w:pPr>
       <w:r>
-        <w:t>These problems use the same kinds of thinking that later maths olympiad papers reward: patterns, listing in order, working backwards and logic. This set is not an official test and is not linked to any school or MOE programme.</w:t>
+        <w:t>These problems practise patterns, listing in order, working backwards and logic. This set is not an official test and is not linked to any school or MOE programme.</w:t>
       </w:r>
     </w:p>
     <w:tbl>
@@ -4013,7 +4013,7 @@
                 <w:b/>
                 <w:sz w:val="20"/>
               </w:rPr>
-              <w:t>Extension (★)</w:t>
+              <w:t>Extension (star)</w:t>
             </w:r>
           </w:p>
         </w:tc>
@@ -4421,7 +4421,7 @@
               <w:rPr>
                 <w:sz w:val="20"/>
               </w:rPr>
-              <w:t>A triangle has 4 lines drawn from the top corner to the bottom. How many triangles are there? Follow the pattern 3, 6, 10 … What would 5 lines give?</w:t>
+              <w:t>A big triangle has lines drawn from its top corner to the bottom. With 1 line there are 3 triangles, with 2 lines 6, with 3 lines 10. How many triangles with 4 lines? With 5 lines? Draw it to check.</w:t>
             </w:r>
           </w:p>
         </w:tc>
@@ -4439,7 +4439,7 @@
               <w:rPr>
                 <w:sz w:val="20"/>
               </w:rPr>
-              <w:t>15 triangles with 4 lines, and 21 with 5 lines (add 2, 3, 4, 5, 6 each time).</w:t>
+              <w:t>15 triangles with 4 lines and 21 with 5 lines. The number added grows by 1 each time: 3, 6, 10, 15, 21 (+3, +4, +5, +6). Check by drawing: count the small triangles first, then the bigger ones made of 2, 3 … small ones.</w:t>
             </w:r>
           </w:p>
         </w:tc>
